--- a/AEP_Setup_Guide.docx
+++ b/AEP_Setup_Guide.docx
@@ -43,7 +43,7 @@
           <w:color w:val="4C5F52"/>
           <w:sz w:val="24"/>
         </w:rPr>
-        <w:t>Version 0.1.0</w:t>
+        <w:t>Version 0.2.0</w:t>
       </w:r>
     </w:p>
     <w:p>
@@ -411,7 +411,7 @@
         <w:shd w:val="clear" w:color="auto" w:fill="F5F5F5"/>
       </w:pPr>
       <w:r>
-        <w:t>{ "ok": true, "service": "aep-ingest", "version": "0.1.0" }</w:t>
+        <w:t>{ "ok": true, "service": "aep-ingest", "version": "0.1.0" }  (version field reflects server build, not AEP specversion)</w:t>
       </w:r>
     </w:p>
     <w:p>
@@ -432,6 +432,74 @@
           <w:sz w:val="20"/>
         </w:rPr>
         <w:t>The server defaults to port 8787. Set the PORT environment variable to change it (e.g., PORT=9000 npm run ingest).</w:t>
+      </w:r>
+    </w:p>
+    <w:p>
+      <w:pPr>
+        <w:spacing w:after="160"/>
+      </w:pPr>
+      <w:r>
+        <w:rPr>
+          <w:b/>
+          <w:color w:val="166534"/>
+          <w:sz w:val="20"/>
+        </w:rPr>
+        <w:t xml:space="preserve">ℹ  Auth &amp; API Keys: </w:t>
+      </w:r>
+      <w:r>
+        <w:rPr>
+          <w:color w:val="4C5F52"/>
+          <w:sz w:val="20"/>
+        </w:rPr>
+        <w:t xml:space="preserve">The server supports API key auth and a dashboard token. Set ADMIN_TOKEN and DASHBOARD_TOKEN environment variables to enable protected mode. Once ADMIN_TOKEN is set, generate an API key before emitting events: </w:t>
+      </w:r>
+      <w:r>
+        <w:rPr>
+          <w:rFonts w:ascii="Courier New" w:hAnsi="Courier New"/>
+          <w:color w:val="132018"/>
+          <w:sz w:val="18"/>
+          <w:shd w:val="clear" w:color="auto" w:fill="EFF4F1"/>
+        </w:rPr>
+        <w:t xml:space="preserve">ADMIN_TOKEN=change-me DASHBOARD_TOKEN=change-me npm run ingest</w:t>
+      </w:r>
+      <w:r>
+        <w:rPr>
+          <w:color w:val="4C5F52"/>
+          <w:sz w:val="20"/>
+        </w:rPr>
+        <w:t xml:space="preserve">. Then create a key: </w:t>
+      </w:r>
+      <w:r>
+        <w:rPr>
+          <w:rFonts w:ascii="Courier New" w:hAnsi="Courier New"/>
+          <w:color w:val="132018"/>
+          <w:sz w:val="18"/>
+          <w:shd w:val="clear" w:color="auto" w:fill="EFF4F1"/>
+        </w:rPr>
+        <w:t xml:space="preserve">curl -X POST http://localhost:8787/admin/keys -H "Authorization: Bearer change-me" -H "Content-Type: application/json" -d '{"tenantId":"my-org","scopes":["read","write"]}'</w:t>
+      </w:r>
+      <w:r>
+        <w:rPr>
+          <w:color w:val="4C5F52"/>
+          <w:sz w:val="20"/>
+        </w:rPr>
+        <w:t xml:space="preserve">. Pass the returned key as </w:t>
+      </w:r>
+      <w:r>
+        <w:rPr>
+          <w:rFonts w:ascii="Courier New" w:hAnsi="Courier New"/>
+          <w:color w:val="132018"/>
+          <w:sz w:val="18"/>
+          <w:shd w:val="clear" w:color="auto" w:fill="EFF4F1"/>
+        </w:rPr>
+        <w:t>Authorization: Bearer aep_&lt;key&gt;</w:t>
+      </w:r>
+      <w:r>
+        <w:rPr>
+          <w:color w:val="4C5F52"/>
+          <w:sz w:val="20"/>
+        </w:rPr>
+        <w:t xml:space="preserve"> on all subsequent requests. See AUTH.md for full details.</w:t>
       </w:r>
     </w:p>
     <w:p>
@@ -568,7 +636,7 @@
                 <w:rFonts w:ascii="Arial" w:hAnsi="Arial"/>
                 <w:sz w:val="20"/>
               </w:rPr>
-              <w:t>Protocol version. Must be "0.1.0"</w:t>
+              <w:t>Protocol version. Must be "0.2.0"</w:t>
             </w:r>
           </w:p>
         </w:tc>
@@ -1400,6 +1468,100 @@
           </w:p>
         </w:tc>
       </w:tr>
+      <w:tr>
+        <w:tc>
+          <w:tcPr>
+            <w:tcW w:type="dxa" w:w="2160"/>
+          </w:tcPr>
+          <w:p>
+            <w:r/>
+            <w:r>
+              <w:rPr>
+                <w:rFonts w:ascii="Arial" w:hAnsi="Arial"/>
+                <w:sz w:val="20"/>
+              </w:rPr>
+              <w:t>parent_session_id</w:t>
+            </w:r>
+          </w:p>
+        </w:tc>
+        <w:tc>
+          <w:tcPr>
+            <w:tcW w:type="dxa" w:w="1152"/>
+          </w:tcPr>
+          <w:p>
+            <w:r/>
+            <w:r>
+              <w:rPr>
+                <w:rFonts w:ascii="Arial" w:hAnsi="Arial"/>
+                <w:sz w:val="20"/>
+              </w:rPr>
+              <w:t>string</w:t>
+            </w:r>
+          </w:p>
+        </w:tc>
+        <w:tc>
+          <w:tcPr>
+            <w:tcW w:type="dxa" w:w="6048"/>
+          </w:tcPr>
+          <w:p>
+            <w:r/>
+            <w:r>
+              <w:rPr>
+                <w:rFonts w:ascii="Arial" w:hAnsi="Arial"/>
+                <w:sz w:val="20"/>
+              </w:rPr>
+              <w:t xml:space="preserve">session_id of the parent agent that spawned this session. Omit for root/standalone sessions. Added in v0.2.0.</w:t>
+            </w:r>
+          </w:p>
+        </w:tc>
+      </w:tr>
+      <w:tr>
+        <w:tc>
+          <w:tcPr>
+            <w:tcW w:type="dxa" w:w="2160"/>
+          </w:tcPr>
+          <w:p>
+            <w:r/>
+            <w:r>
+              <w:rPr>
+                <w:rFonts w:ascii="Arial" w:hAnsi="Arial"/>
+                <w:sz w:val="20"/>
+              </w:rPr>
+              <w:t>agent_role</w:t>
+            </w:r>
+          </w:p>
+        </w:tc>
+        <w:tc>
+          <w:tcPr>
+            <w:tcW w:type="dxa" w:w="1152"/>
+          </w:tcPr>
+          <w:p>
+            <w:r/>
+            <w:r>
+              <w:rPr>
+                <w:rFonts w:ascii="Arial" w:hAnsi="Arial"/>
+                <w:sz w:val="20"/>
+              </w:rPr>
+              <w:t>enum</w:t>
+            </w:r>
+          </w:p>
+        </w:tc>
+        <w:tc>
+          <w:tcPr>
+            <w:tcW w:type="dxa" w:w="6048"/>
+          </w:tcPr>
+          <w:p>
+            <w:r/>
+            <w:r>
+              <w:rPr>
+                <w:rFonts w:ascii="Arial" w:hAnsi="Arial"/>
+                <w:sz w:val="20"/>
+              </w:rPr>
+              <w:t xml:space="preserve">Role of the agent in the hierarchy: “orchestrator”, “subagent”, or “standalone”. Added in v0.2.0.</w:t>
+            </w:r>
+          </w:p>
+        </w:tc>
+      </w:tr>
     </w:tbl>
     <w:p/>
     <w:p>
@@ -1418,7 +1580,7 @@
         <w:rPr>
           <w:b w:val="0"/>
         </w:rPr>
-        <w:t>AEP v0.1 defines exactly 12 core event types. The ingest server rejects any event whose type is not in this list. This constraint ensures a consistent, queryable vocabulary across all agents.</w:t>
+        <w:t>AEP v0.2.0 defines exactly 12 core event types. The ingest server rejects any event whose type is not in this list. This constraint ensures a consistent, queryable vocabulary across all agents.</w:t>
       </w:r>
     </w:p>
     <w:tbl>
@@ -2204,6 +2366,8 @@
         <w:br/>
         <w:t>const AEP_URL = process.env.AEP_INGEST_URL || "http://localhost:8787";</w:t>
         <w:br/>
+        <w:t>const AEP_API_KEY = process.env.AEP_API_KEY || "";  // API key from /admin/keys</w:t>
+        <w:br/>
         <w:t>const SOURCE  = "agent://my-agent";  // your agent's identifier</w:t>
         <w:br/>
         <w:br/>
@@ -2225,7 +2389,7 @@
         <w:br/>
         <w:t xml:space="preserve">  const event = {</w:t>
         <w:br/>
-        <w:t xml:space="preserve">    specversion: "0.1.0",</w:t>
+        <w:t xml:space="preserve">    specversion: "0.2.0",</w:t>
         <w:br/>
         <w:t xml:space="preserve">    id: `evt_${crypto.randomUUID().replace(/-/g, "")}`,</w:t>
         <w:br/>
@@ -2250,7 +2414,13 @@
         <w:br/>
         <w:t xml:space="preserve">    method: "POST",</w:t>
         <w:br/>
-        <w:t xml:space="preserve">    headers: { "Content-Type": "application/json" },</w:t>
+        <w:t xml:space="preserve">    headers: {</w:t>
+        <w:br/>
+        <w:t xml:space="preserve">      "Content-Type": "application/json",</w:t>
+        <w:br/>
+        <w:t xml:space="preserve">      "Authorization": `Bearer ${AEP_API_KEY}`</w:t>
+        <w:br/>
+        <w:t xml:space="preserve">    },</w:t>
         <w:br/>
         <w:t xml:space="preserve">    body: JSON.stringify(event)</w:t>
         <w:br/>
@@ -2280,9 +2450,11 @@
         <w:t>import uuid, datetime, os, requests</w:t>
         <w:br/>
         <w:br/>
-        <w:t>AEP_URL = os.getenv("AEP_INGEST_URL", "http://localhost:8787")</w:t>
+        <w:t>AEP_URL     = os.getenv("AEP_INGEST_URL", "http://localhost:8787")</w:t>
         <w:br/>
-        <w:t>SOURCE  = "agent://my-agent"</w:t>
+        <w:t>AEP_API_KEY = os.getenv("AEP_API_KEY", "")  # API key from /admin/keys</w:t>
+        <w:br/>
+        <w:t>SOURCE      = "agent://my-agent"</w:t>
         <w:br/>
         <w:br/>
         <w:t>session_id = None</w:t>
@@ -2303,7 +2475,7 @@
         <w:br/>
         <w:t xml:space="preserve">    event = {</w:t>
         <w:br/>
-        <w:t xml:space="preserve">        "specversion": "0.1.0",</w:t>
+        <w:t xml:space="preserve">        "specversion": "0.2.0",</w:t>
         <w:br/>
         <w:t xml:space="preserve">        "id": f"evt_{uuid.uuid4().hex}",</w:t>
         <w:br/>
@@ -2325,7 +2497,9 @@
         <w:br/>
         <w:t xml:space="preserve">        event["causation_id"] = causation_id</w:t>
         <w:br/>
-        <w:t xml:space="preserve">    resp = requests.post(f"{AEP_URL}/events", json=event)</w:t>
+        <w:t xml:space="preserve">    headers = {"Authorization": f"Bearer {AEP_API_KEY}", "Content-Type": "application/json"}</w:t>
+        <w:br/>
+        <w:t xml:space="preserve">    resp = requests.post(f"{AEP_URL}/events", json=event, headers=headers)</w:t>
         <w:br/>
         <w:t xml:space="preserve">    body = resp.json()</w:t>
         <w:br/>
@@ -3104,9 +3278,11 @@
         <w:t>const crypto = require("crypto");</w:t>
         <w:br/>
         <w:br/>
-        <w:t>const AEP_URL = "http://localhost:8787";</w:t>
+        <w:t>const AEP_URL     = process.env.AEP_INGEST_URL || "http://localhost:8787";</w:t>
         <w:br/>
-        <w:t>const SOURCE  = "agent://support-agent";</w:t>
+        <w:t>const AEP_API_KEY = process.env.AEP_API_KEY || "";  // API key from /admin/keys</w:t>
+        <w:br/>
+        <w:t>const SOURCE      = "agent://support-agent";</w:t>
         <w:br/>
         <w:t>const sessionId = `ses_support_${Date.now()}`;</w:t>
         <w:br/>
@@ -3117,7 +3293,7 @@
         <w:br/>
         <w:t xml:space="preserve">  const event = {</w:t>
         <w:br/>
-        <w:t xml:space="preserve">    specversion: "0.1.0",</w:t>
+        <w:t xml:space="preserve">    specversion: "0.2.0",</w:t>
         <w:br/>
         <w:t xml:space="preserve">    id: `evt_${crypto.randomUUID().replace(/-/g, "")}`,</w:t>
         <w:br/>
@@ -3142,7 +3318,13 @@
         <w:br/>
         <w:t xml:space="preserve">    method: "POST",</w:t>
         <w:br/>
-        <w:t xml:space="preserve">    headers: { "Content-Type": "application/json" },</w:t>
+        <w:t xml:space="preserve">    headers: {</w:t>
+        <w:br/>
+        <w:t xml:space="preserve">      "Content-Type": "application/json",</w:t>
+        <w:br/>
+        <w:t xml:space="preserve">      "Authorization": `Bearer ${AEP_API_KEY}`</w:t>
+        <w:br/>
+        <w:t xml:space="preserve">    },</w:t>
         <w:br/>
         <w:t xml:space="preserve">    body: JSON.stringify(event)</w:t>
         <w:br/>
@@ -3244,102 +3426,7 @@
         <w:shd w:val="clear" w:color="auto" w:fill="F5F5F5"/>
       </w:pPr>
       <w:r>
-        <w:t>http://localhost:8787/dashboard</w:t>
-      </w:r>
-    </w:p>
-    <w:p>
-      <w:pPr>
-        <w:spacing w:after="120"/>
-      </w:pPr>
-      <w:r>
-        <w:rPr>
-          <w:b w:val="0"/>
-        </w:rPr>
-        <w:t>The dashboard provides the following features:</w:t>
-      </w:r>
-    </w:p>
-    <w:p>
-      <w:pPr>
-        <w:pStyle w:val="ListBullet"/>
-      </w:pPr>
-      <w:r>
-        <w:rPr>
-          <w:b/>
-        </w:rPr>
-        <w:t xml:space="preserve">Metrics bar: </w:t>
-      </w:r>
-      <w:r>
-        <w:t>Live counters for sessions, events received, accepted, rejected, and duplicates.</w:t>
-      </w:r>
-    </w:p>
-    <w:p>
-      <w:pPr>
-        <w:pStyle w:val="ListBullet"/>
-      </w:pPr>
-      <w:r>
-        <w:rPr>
-          <w:b/>
-        </w:rPr>
-        <w:t xml:space="preserve">Session list: </w:t>
-      </w:r>
-      <w:r>
-        <w:t>All agent runs sorted by most recent activity. Click a session to view its timeline.</w:t>
-      </w:r>
-    </w:p>
-    <w:p>
-      <w:pPr>
-        <w:pStyle w:val="ListBullet"/>
-      </w:pPr>
-      <w:r>
-        <w:rPr>
-          <w:b/>
-        </w:rPr>
-        <w:t xml:space="preserve">Event timeline: </w:t>
-      </w:r>
-      <w:r>
-        <w:t>Chronological event cards showing type, timestamp, causation chain, and full payload.</w:t>
-      </w:r>
-    </w:p>
-    <w:p>
-      <w:pPr>
-        <w:pStyle w:val="ListBullet"/>
-      </w:pPr>
-      <w:r>
-        <w:rPr>
-          <w:b/>
-        </w:rPr>
-        <w:t xml:space="preserve">Filtering: </w:t>
-      </w:r>
-      <w:r>
-        <w:t>Filter by event type (dropdown) or search across IDs, types, and payloads (free text).</w:t>
-      </w:r>
-    </w:p>
-    <w:p>
-      <w:pPr>
-        <w:pStyle w:val="ListBullet"/>
-      </w:pPr>
-      <w:r>
-        <w:rPr>
-          <w:b/>
-        </w:rPr>
-        <w:t xml:space="preserve">Replay controls: </w:t>
-      </w:r>
-      <w:r>
-        <w:t>Step through events one by one (Prev/Next) or use Autoplay to walk through the timeline automatically.</w:t>
-      </w:r>
-    </w:p>
-    <w:p>
-      <w:pPr>
-        <w:pStyle w:val="ListBullet"/>
-      </w:pPr>
-      <w:r>
-        <w:rPr>
-          <w:b/>
-        </w:rPr>
-        <w:t xml:space="preserve">Export: </w:t>
-      </w:r>
-      <w:r>
-        <w:t>Download session events as JSON or CSV with one click.</w:t>
+        <w:t xml:space="preserve">http://localhost:8787/dashboard</w:t>
       </w:r>
     </w:p>
     <w:p>
@@ -3352,14 +3439,113 @@
           <w:color w:val="166534"/>
           <w:sz w:val="20"/>
         </w:rPr>
-        <w:t xml:space="preserve">ℹ  Note: </w:t>
+        <w:t xml:space="preserve">ℹ  Auth gate: </w:t>
       </w:r>
       <w:r>
         <w:rPr>
           <w:color w:val="4C5F52"/>
           <w:sz w:val="20"/>
         </w:rPr>
-        <w:t>The dashboard auto-refreshes every 5 seconds. You can also click the Refresh button manually.</w:t>
+        <w:t xml:space="preserve">If DASHBOARD_TOKEN is set, the dashboard shows a login overlay on first load. Enter the token to sign in; it is stored in sessionStorage and sent as </w:t>
+      </w:r>
+      <w:r>
+        <w:rPr>
+          <w:rFonts w:ascii="Courier New" w:hAnsi="Courier New"/>
+          <w:color w:val="132018"/>
+          <w:sz w:val="18"/>
+          <w:shd w:val="clear" w:color="auto" w:fill="EFF4F1"/>
+        </w:rPr>
+        <w:t>Authorization: Bearer</w:t>
+      </w:r>
+      <w:r>
+        <w:rPr>
+          <w:color w:val="4C5F52"/>
+          <w:sz w:val="20"/>
+        </w:rPr>
+        <w:t xml:space="preserve"> on all subsequent API calls. You can also deep-link with </w:t>
+      </w:r>
+      <w:r>
+        <w:rPr>
+          <w:rFonts w:ascii="Courier New" w:hAnsi="Courier New"/>
+          <w:color w:val="132018"/>
+          <w:sz w:val="18"/>
+          <w:shd w:val="clear" w:color="auto" w:fill="EFF4F1"/>
+        </w:rPr>
+        <w:t>?token=&lt;DASHBOARD_TOKEN&gt;</w:t>
+      </w:r>
+      <w:r>
+        <w:rPr>
+          <w:color w:val="4C5F52"/>
+          <w:sz w:val="20"/>
+        </w:rPr>
+        <w:t xml:space="preserve">. If DASHBOARD_TOKEN is not set the dashboard is open (dev mode).</w:t>
+      </w:r>
+    </w:p>
+    <w:p>
+      <w:pPr>
+        <w:spacing w:after="120"/>
+      </w:pPr>
+      <w:r>
+        <w:rPr>
+          <w:b w:val="0"/>
+        </w:rPr>
+        <w:t>The dashboard is organised into two top-level tabs — Sessions and Workflows — and updates in real time via a Server-Sent Events connection.</w:t>
+      </w:r>
+    </w:p>
+    <w:p>
+      <w:pPr>
+        <w:pStyle w:val="ListBullet"/>
+      </w:pPr>
+      <w:r>
+        <w:rPr>
+          <w:b/>
+        </w:rPr>
+        <w:t xml:space="preserve">Sessions view: </w:t>
+      </w:r>
+      <w:r>
+        <w:t>Lists all agent sessions sorted by most recent activity. Selecting a session opens a right panel with two sub-tabs: Timeline (chronological event cards with type, timestamp, causation chain, payload, and replay controls) and Causation DAG (an SVG directed acyclic graph laying out events by causation depth, with cross-session edges shown as dashed stubs). Filter events by type or free-text search, and export as JSON or CSV.</w:t>
+      </w:r>
+    </w:p>
+    <w:p>
+      <w:pPr>
+        <w:pStyle w:val="ListBullet"/>
+      </w:pPr>
+      <w:r>
+        <w:rPr>
+          <w:b/>
+        </w:rPr>
+        <w:t xml:space="preserve">Workflows view: </w:t>
+      </w:r>
+      <w:r>
+        <w:t>Groups sessions by trace_id and renders the agent hierarchy as a collapsible nested tree. Each node shows the session ID, agent_role badge, event count, and age. Clicking a node navigates to that session in the Sessions view. This is the primary view for multi-agent and sub-agent workflows.</w:t>
+      </w:r>
+    </w:p>
+    <w:p>
+      <w:pPr>
+        <w:pStyle w:val="ListBullet"/>
+      </w:pPr>
+      <w:r>
+        <w:rPr>
+          <w:b/>
+        </w:rPr>
+        <w:t xml:space="preserve">Real-time updates: </w:t>
+      </w:r>
+      <w:r>
+        <w:t>The dashboard connects to GET /stream on load and receives a push frame within milliseconds of every accepted event. A green pulsing Live indicator shows connection health. Metric counters update optimistically on each frame; the active session timeline refreshes automatically when a new event arrives for it. There is no polling.</w:t>
+      </w:r>
+    </w:p>
+    <w:p>
+      <w:pPr>
+        <w:pStyle w:val="ListBullet"/>
+      </w:pPr>
+      <w:r>
+        <w:rPr>
+          <w:b/>
+        </w:rPr>
+        <w:t xml:space="preserve">Event type colour scheme: </w:t>
+      </w:r>
+      <w:r>
+        <w:t>All 12 core event types have distinct colour palettes in both the timeline and the causation DAG. Task events (task.created/updated/completed/failed) use a blue family; tool events (tool.called/result) use purple; memory events (memory.read/write) use orange; handoff events (handoff.started/completed) use teal; and error/policy events (error.raised/policy.blocked) use red.</w:t>
       </w:r>
     </w:p>
     <w:p>
@@ -3477,7 +3663,7 @@
                 <w:rFonts w:ascii="Arial" w:hAnsi="Arial"/>
                 <w:sz w:val="20"/>
               </w:rPr>
-              <w:t>Ingest a single event. Returns 202 (accepted), 200 (duplicate), or 400 (validation error).</w:t>
+              <w:t>Ingest a single event. Requires API key with write scope (Authorization: Bearer aep_&lt;key&gt;). Verifies HMAC-SHA256 signature if the key has a signing secret. Returns 202 (accepted), 200 (duplicate), 400 (validation error), or 401 (auth/signature failure).</w:t>
             </w:r>
           </w:p>
         </w:tc>
@@ -3571,7 +3757,54 @@
                 <w:rFonts w:ascii="Arial" w:hAnsi="Arial"/>
                 <w:sz w:val="20"/>
               </w:rPr>
-              <w:t>Global counters: received, accepted, rejected, duplicates, by-type breakdown.</w:t>
+              <w:t>Global counters: received, accepted, rejected, duplicates, by-type breakdown, workflow_count, subagent_session_count, max_tree_depth.</w:t>
+            </w:r>
+          </w:p>
+        </w:tc>
+      </w:tr>
+      <w:tr>
+        <w:tc>
+          <w:tcPr>
+            <w:tcW w:type="dxa" w:w="1152"/>
+          </w:tcPr>
+          <w:p>
+            <w:r/>
+            <w:r>
+              <w:rPr>
+                <w:rFonts w:ascii="Arial" w:hAnsi="Arial"/>
+                <w:sz w:val="20"/>
+              </w:rPr>
+              <w:t>GET</w:t>
+            </w:r>
+          </w:p>
+        </w:tc>
+        <w:tc>
+          <w:tcPr>
+            <w:tcW w:type="dxa" w:w="3168"/>
+          </w:tcPr>
+          <w:p>
+            <w:r/>
+            <w:r>
+              <w:rPr>
+                <w:rFonts w:ascii="Arial" w:hAnsi="Arial"/>
+                <w:sz w:val="20"/>
+              </w:rPr>
+              <w:t>/stream</w:t>
+            </w:r>
+          </w:p>
+        </w:tc>
+        <w:tc>
+          <w:tcPr>
+            <w:tcW w:type="dxa" w:w="5040"/>
+          </w:tcPr>
+          <w:p>
+            <w:r/>
+            <w:r>
+              <w:rPr>
+                <w:rFonts w:ascii="Arial" w:hAnsi="Arial"/>
+                <w:sz w:val="20"/>
+              </w:rPr>
+              <w:t>Server-Sent Events endpoint. Emits event.received frames in real time to connected dashboard clients. Also emits a connected frame on handshake and a heartbeat comment every 15 seconds.</w:t>
             </w:r>
           </w:p>
         </w:tc>
@@ -3744,6 +3977,100 @@
                 <w:rFonts w:ascii="Arial" w:hAnsi="Arial"/>
                 <w:sz w:val="20"/>
               </w:rPr>
+              <w:t>/sessions/:id/tree</w:t>
+            </w:r>
+          </w:p>
+        </w:tc>
+        <w:tc>
+          <w:tcPr>
+            <w:tcW w:type="dxa" w:w="5040"/>
+          </w:tcPr>
+          <w:p>
+            <w:r/>
+            <w:r>
+              <w:rPr>
+                <w:rFonts w:ascii="Arial" w:hAnsi="Arial"/>
+                <w:sz w:val="20"/>
+              </w:rPr>
+              <w:t>Returns the session and all descendant sessions as a recursive tree. Response: { session, children: [{ session, children: [...] }] }.</w:t>
+            </w:r>
+          </w:p>
+        </w:tc>
+      </w:tr>
+      <w:tr>
+        <w:tc>
+          <w:tcPr>
+            <w:tcW w:type="dxa" w:w="1152"/>
+          </w:tcPr>
+          <w:p>
+            <w:r/>
+            <w:r>
+              <w:rPr>
+                <w:rFonts w:ascii="Arial" w:hAnsi="Arial"/>
+                <w:sz w:val="20"/>
+              </w:rPr>
+              <w:t>GET</w:t>
+            </w:r>
+          </w:p>
+        </w:tc>
+        <w:tc>
+          <w:tcPr>
+            <w:tcW w:type="dxa" w:w="3168"/>
+          </w:tcPr>
+          <w:p>
+            <w:r/>
+            <w:r>
+              <w:rPr>
+                <w:rFonts w:ascii="Arial" w:hAnsi="Arial"/>
+                <w:sz w:val="20"/>
+              </w:rPr>
+              <w:t>/workflows/:traceId</w:t>
+            </w:r>
+          </w:p>
+        </w:tc>
+        <w:tc>
+          <w:tcPr>
+            <w:tcW w:type="dxa" w:w="5040"/>
+          </w:tcPr>
+          <w:p>
+            <w:r/>
+            <w:r>
+              <w:rPr>
+                <w:rFonts w:ascii="Arial" w:hAnsi="Arial"/>
+                <w:sz w:val="20"/>
+              </w:rPr>
+              <w:t>Returns all sessions sharing a trace_id assembled into a tree. Primary entry point for viewing a full multi-agent workflow. Response: { trace_id, session_count, tree: [...] }.</w:t>
+            </w:r>
+          </w:p>
+        </w:tc>
+      </w:tr>
+      <w:tr>
+        <w:tc>
+          <w:tcPr>
+            <w:tcW w:type="dxa" w:w="1152"/>
+          </w:tcPr>
+          <w:p>
+            <w:r/>
+            <w:r>
+              <w:rPr>
+                <w:rFonts w:ascii="Arial" w:hAnsi="Arial"/>
+                <w:sz w:val="20"/>
+              </w:rPr>
+              <w:t>GET</w:t>
+            </w:r>
+          </w:p>
+        </w:tc>
+        <w:tc>
+          <w:tcPr>
+            <w:tcW w:type="dxa" w:w="3168"/>
+          </w:tcPr>
+          <w:p>
+            <w:r/>
+            <w:r>
+              <w:rPr>
+                <w:rFonts w:ascii="Arial" w:hAnsi="Arial"/>
+                <w:sz w:val="20"/>
+              </w:rPr>
               <w:t>/dashboard</w:t>
             </w:r>
           </w:p>
@@ -3759,7 +4086,148 @@
                 <w:rFonts w:ascii="Arial" w:hAnsi="Arial"/>
                 <w:sz w:val="20"/>
               </w:rPr>
-              <w:t>Serves the browser-based dashboard UI.</w:t>
+              <w:t>Serves the browser-based dashboard UI. Protected by DASHBOARD_TOKEN if set.</w:t>
+            </w:r>
+          </w:p>
+        </w:tc>
+      </w:tr>
+      <w:tr>
+        <w:tc>
+          <w:tcPr>
+            <w:tcW w:type="dxa" w:w="1152"/>
+          </w:tcPr>
+          <w:p>
+            <w:r/>
+            <w:r>
+              <w:rPr>
+                <w:rFonts w:ascii="Arial" w:hAnsi="Arial"/>
+                <w:sz w:val="20"/>
+              </w:rPr>
+              <w:t>POST</w:t>
+            </w:r>
+          </w:p>
+        </w:tc>
+        <w:tc>
+          <w:tcPr>
+            <w:tcW w:type="dxa" w:w="3168"/>
+          </w:tcPr>
+          <w:p>
+            <w:r/>
+            <w:r>
+              <w:rPr>
+                <w:rFonts w:ascii="Arial" w:hAnsi="Arial"/>
+                <w:sz w:val="20"/>
+              </w:rPr>
+              <w:t>/admin/keys</w:t>
+            </w:r>
+          </w:p>
+        </w:tc>
+        <w:tc>
+          <w:tcPr>
+            <w:tcW w:type="dxa" w:w="5040"/>
+          </w:tcPr>
+          <w:p>
+            <w:r/>
+            <w:r>
+              <w:rPr>
+                <w:rFonts w:ascii="Arial" w:hAnsi="Arial"/>
+                <w:sz w:val="20"/>
+              </w:rPr>
+              <w:t>Generate a new API key. Requires ADMIN_TOKEN. Body: { tenantId, label?, scopes?, hmacSecret? }. The raw key is returned once only.</w:t>
+            </w:r>
+          </w:p>
+        </w:tc>
+      </w:tr>
+      <w:tr>
+        <w:tc>
+          <w:tcPr>
+            <w:tcW w:type="dxa" w:w="1152"/>
+          </w:tcPr>
+          <w:p>
+            <w:r/>
+            <w:r>
+              <w:rPr>
+                <w:rFonts w:ascii="Arial" w:hAnsi="Arial"/>
+                <w:sz w:val="20"/>
+              </w:rPr>
+              <w:t>GET</w:t>
+            </w:r>
+          </w:p>
+        </w:tc>
+        <w:tc>
+          <w:tcPr>
+            <w:tcW w:type="dxa" w:w="3168"/>
+          </w:tcPr>
+          <w:p>
+            <w:r/>
+            <w:r>
+              <w:rPr>
+                <w:rFonts w:ascii="Arial" w:hAnsi="Arial"/>
+                <w:sz w:val="20"/>
+              </w:rPr>
+              <w:t>/admin/keys</w:t>
+            </w:r>
+          </w:p>
+        </w:tc>
+        <w:tc>
+          <w:tcPr>
+            <w:tcW w:type="dxa" w:w="5040"/>
+          </w:tcPr>
+          <w:p>
+            <w:r/>
+            <w:r>
+              <w:rPr>
+                <w:rFonts w:ascii="Arial" w:hAnsi="Arial"/>
+                <w:sz w:val="20"/>
+              </w:rPr>
+              <w:t>List all API keys (prefix, tenant, scopes, active status). Raw keys and secrets are never returned. Requires ADMIN_TOKEN.</w:t>
+            </w:r>
+          </w:p>
+        </w:tc>
+      </w:tr>
+      <w:tr>
+        <w:tc>
+          <w:tcPr>
+            <w:tcW w:type="dxa" w:w="1152"/>
+          </w:tcPr>
+          <w:p>
+            <w:r/>
+            <w:r>
+              <w:rPr>
+                <w:rFonts w:ascii="Arial" w:hAnsi="Arial"/>
+                <w:sz w:val="20"/>
+              </w:rPr>
+              <w:t>DELETE</w:t>
+            </w:r>
+          </w:p>
+        </w:tc>
+        <w:tc>
+          <w:tcPr>
+            <w:tcW w:type="dxa" w:w="3168"/>
+          </w:tcPr>
+          <w:p>
+            <w:r/>
+            <w:r>
+              <w:rPr>
+                <w:rFonts w:ascii="Arial" w:hAnsi="Arial"/>
+                <w:sz w:val="20"/>
+              </w:rPr>
+              <w:t>/admin/keys/:id</w:t>
+            </w:r>
+          </w:p>
+        </w:tc>
+        <w:tc>
+          <w:tcPr>
+            <w:tcW w:type="dxa" w:w="5040"/>
+          </w:tcPr>
+          <w:p>
+            <w:r/>
+            <w:r>
+              <w:rPr>
+                <w:rFonts w:ascii="Arial" w:hAnsi="Arial"/>
+                <w:sz w:val="20"/>
+              </w:rPr>
+              <w:t>Revoke an API key immediately. Subsequent requests using the revoked key receive HTTP 401. Requires ADMIN_TOKEN.</w:t>
             </w:r>
           </w:p>
         </w:tc>
@@ -3796,7 +4264,7 @@
         <w:t xml:space="preserve">Persistent storage: </w:t>
       </w:r>
       <w:r>
-        <w:t>The MVP stores events in memory (Map/Set). Replace with a database (PostgreSQL, DynamoDB) or event store (Kafka, EventStoreDB) for durability.</w:t>
+        <w:t>Events and session metadata are stored in SQLite at data/aep.db and survive server restarts. The path is overridable via the DATABASE_PATH environment variable. For higher throughput or multi-node deployments, migrate to PostgreSQL (the schema is designed with this in mind) or put a message queue (Kafka, SQS) in front of the ingest endpoint.</w:t>
       </w:r>
     </w:p>
     <w:p>
@@ -3810,7 +4278,7 @@
         <w:t xml:space="preserve">Deduplication: </w:t>
       </w:r>
       <w:r>
-        <w:t>The in-memory Set grows unbounded. Use Redis or a database-backed dedupe table with TTL expiry.</w:t>
+        <w:t>Deduplication is enforced by a unique index on events.id in SQLite, detecting duplicates atomically without a prior read. At high scale with a distributed ingest tier, supplement with a Redis-backed dedupe layer using TTL expiry.</w:t>
       </w:r>
     </w:p>
     <w:p>
@@ -3824,7 +4292,7 @@
         <w:t xml:space="preserve">Authentication: </w:t>
       </w:r>
       <w:r>
-        <w:t>The MVP has no auth. Add API keys, JWT validation, or mTLS before exposing to a network.</w:t>
+        <w:t>API key auth and tenant isolation are implemented (Phase 5). Set ADMIN_TOKEN and DASHBOARD_TOKEN before network exposure. Keys are stored as SHA-256 hashes; raw keys are shown once on creation. For additional hardening, deploy behind HTTPS and consider encrypting the SQLite database or moving HMAC secrets to an external secrets manager (Vault, AWS Secrets Manager, etc.).</w:t>
       </w:r>
     </w:p>
     <w:p>
